--- a/事業計画/総数引受契約書_城戸様_BrasserieThierryMarx_最終_20261030.docx
+++ b/事業計画/総数引受契約書_城戸様_BrasserieThierryMarx_最終_20261030.docx
@@ -83,7 +83,7 @@
         <w:rPr>
           <w:rFonts w:ascii="游明朝" w:eastAsia="游明朝" w:hAnsi="游明朝" w:hint="eastAsia"/>
         </w:rPr>
-        <w:t xml:space="preserve">１　甲は、2026年11月15日付の甲の株主総会の特別決議（会社法第319条第1項により決議があったものとみなされる場合を含む。）に基づき、次の要領により募集株式（以下「本株式」という。）を発行する。</w:t>
+        <w:t xml:space="preserve">１　甲は、2026年11月16日付の甲の株主総会の特別決議（会社法第319条第1項により決議があったものとみなされる場合を含む。）に基づき、次の要領により募集株式（以下「本株式」という。）を発行する。</w:t>
       </w:r>
     </w:p>
     <w:tbl>
@@ -1522,7 +1522,7 @@
         <w:rPr>
           <w:rFonts w:ascii="游明朝" w:eastAsia="游明朝" w:hAnsi="游明朝" w:hint="eastAsia"/>
         </w:rPr>
-        <w:t xml:space="preserve">2026年11月15日</w:t>
+        <w:t xml:space="preserve">2026年11月16日</w:t>
       </w:r>
     </w:p>
     <w:p>
@@ -1758,15 +1758,8 @@
             <w:r>
               <w:rPr>
                 <w:rFonts w:ascii="游明朝" w:eastAsia="游明朝" w:hAnsi="游明朝" w:hint="eastAsia"/>
-                <w:highlight w:val="yellow"/>
               </w:rPr>
-              <w:t xml:space="preserve">【　　】</w:t>
-            </w:r>
-            <w:r>
-              <w:rPr>
-                <w:rFonts w:ascii="游明朝" w:eastAsia="游明朝" w:hAnsi="游明朝" w:hint="eastAsia"/>
-              </w:rPr>
-              <w:t xml:space="preserve">銀行</w:t>
+              <w:t xml:space="preserve">三井住友銀行</w:t>
             </w:r>
           </w:p>
         </w:tc>
@@ -1807,15 +1800,8 @@
             <w:r>
               <w:rPr>
                 <w:rFonts w:ascii="游明朝" w:eastAsia="游明朝" w:hAnsi="游明朝" w:hint="eastAsia"/>
-                <w:highlight w:val="yellow"/>
               </w:rPr>
-              <w:t xml:space="preserve">【　　】</w:t>
-            </w:r>
-            <w:r>
-              <w:rPr>
-                <w:rFonts w:ascii="游明朝" w:eastAsia="游明朝" w:hAnsi="游明朝" w:hint="eastAsia"/>
-              </w:rPr>
-              <w:t xml:space="preserve">支店</w:t>
+              <w:t xml:space="preserve">日比谷支店</w:t>
             </w:r>
           </w:p>
         </w:tc>
@@ -1856,9 +1842,8 @@
             <w:r>
               <w:rPr>
                 <w:rFonts w:ascii="游明朝" w:eastAsia="游明朝" w:hAnsi="游明朝" w:hint="eastAsia"/>
-                <w:highlight w:val="yellow"/>
               </w:rPr>
-              <w:t xml:space="preserve">【普通預金】</w:t>
+              <w:t xml:space="preserve">普通預金</w:t>
             </w:r>
           </w:p>
         </w:tc>
@@ -1899,9 +1884,8 @@
             <w:r>
               <w:rPr>
                 <w:rFonts w:ascii="游明朝" w:eastAsia="游明朝" w:hAnsi="游明朝" w:hint="eastAsia"/>
-                <w:highlight w:val="yellow"/>
               </w:rPr>
-              <w:t xml:space="preserve">【　　　　　】</w:t>
+              <w:t xml:space="preserve">9508874</w:t>
             </w:r>
           </w:p>
         </w:tc>
@@ -1943,7 +1927,7 @@
               <w:rPr>
                 <w:rFonts w:ascii="游明朝" w:eastAsia="游明朝" w:hAnsi="游明朝" w:hint="eastAsia"/>
               </w:rPr>
-              <w:t xml:space="preserve">株式会社Brasserie Thierry Marx　代表取締役　中野邦人</w:t>
+              <w:t xml:space="preserve">ｶ)ﾌﾞﾗｯｽﾘｰﾃｨｴﾘｰﾏﾙｸｽ</w:t>
             </w:r>
           </w:p>
         </w:tc>

--- a/事業計画/総数引受契約書_城戸様_BrasserieThierryMarx_最終_20261030.docx
+++ b/事業計画/総数引受契約書_城戸様_BrasserieThierryMarx_最終_20261030.docx
@@ -456,7 +456,7 @@
         <w:rPr>
           <w:rFonts w:ascii="游明朝" w:eastAsia="游明朝" w:hAnsi="游明朝" w:hint="eastAsia"/>
         </w:rPr>
-        <w:t xml:space="preserve">２　前項第２号の払込金額は、甲の発行済株式総数2,134株（本株式と同時に第三者割当の方法により発行する募集株式を除く。）に対する株式価値（プレ・マネー評価額）を金341,440,000円として算定したものである。</w:t>
+        <w:t xml:space="preserve">２　前項第２号の払込金額は、本株式を含む今回の第三者割当による資金調達の開始前の甲の発行済株式総数2,000株に対する株式価値（プレ・マネー評価額）を金320,000,000円として算定したものである。</w:t>
       </w:r>
     </w:p>
     <w:p>

--- a/事業計画/総数引受契約書_城戸様_BrasserieThierryMarx_最終_20261030.docx
+++ b/事業計画/総数引受契約書_城戸様_BrasserieThierryMarx_最終_20261030.docx
@@ -39,20 +39,7 @@
         <w:rPr>
           <w:rFonts w:ascii="游明朝" w:eastAsia="游明朝" w:hAnsi="游明朝" w:hint="eastAsia"/>
         </w:rPr>
-        <w:t xml:space="preserve">株式会社Brasserie Thierry Marx（以下「甲」という。）、城戸</w:t>
-      </w:r>
-      <w:r>
-        <w:rPr>
-          <w:rFonts w:ascii="游明朝" w:eastAsia="游明朝" w:hAnsi="游明朝" w:hint="eastAsia"/>
-          <w:highlight w:val="yellow"/>
-        </w:rPr>
-        <w:t xml:space="preserve">【　　】</w:t>
-      </w:r>
-      <w:r>
-        <w:rPr>
-          <w:rFonts w:ascii="游明朝" w:eastAsia="游明朝" w:hAnsi="游明朝" w:hint="eastAsia"/>
-        </w:rPr>
-        <w:t xml:space="preserve">（以下「乙」という。）及び株式会社WineBank（以下「丙」という。）は、甲が第三者割当の方法により発行する募集株式の総数を乙が引き受けること及びこれに関連する事項に関し、会社法第205条第1項に基づき、以下のとおり契約（以下「本契約」という。）を締結する。</w:t>
+        <w:t xml:space="preserve">株式会社Brasserie Thierry Marx（以下「甲」という。）、城戸直義（以下「乙」という。）及び株式会社WineBank（以下「丙」という。）は、甲が第三者割当の方法により発行する募集株式の総数を乙が引き受けること及びこれに関連する事項に関し、会社法第205条第1項に基づき、以下のとおり契約（以下「本契約」という。）を締結する。</w:t>
       </w:r>
     </w:p>
     <w:p>
@@ -1592,14 +1579,7 @@
         <w:rPr>
           <w:rFonts w:ascii="游明朝" w:eastAsia="游明朝" w:hAnsi="游明朝" w:hint="eastAsia"/>
         </w:rPr>
-        <w:t xml:space="preserve">乙：</w:t>
-      </w:r>
-      <w:r>
-        <w:rPr>
-          <w:rFonts w:ascii="游明朝" w:eastAsia="游明朝" w:hAnsi="游明朝" w:hint="eastAsia"/>
-          <w:highlight w:val="yellow"/>
-        </w:rPr>
-        <w:t xml:space="preserve">【住所】</w:t>
+        <w:t xml:space="preserve">乙：東京都世田谷区弦巻二丁目14番13号</w:t>
       </w:r>
     </w:p>
     <w:p>
@@ -1613,14 +1593,7 @@
         <w:rPr>
           <w:rFonts w:ascii="游明朝" w:eastAsia="游明朝" w:hAnsi="游明朝" w:hint="eastAsia"/>
         </w:rPr>
-        <w:t xml:space="preserve">城戸　</w:t>
-      </w:r>
-      <w:r>
-        <w:rPr>
-          <w:rFonts w:ascii="游明朝" w:eastAsia="游明朝" w:hAnsi="游明朝" w:hint="eastAsia"/>
-          <w:highlight w:val="yellow"/>
-        </w:rPr>
-        <w:t xml:space="preserve">【　　】</w:t>
+        <w:t xml:space="preserve">城戸　直義</w:t>
       </w:r>
     </w:p>
     <w:p>

--- a/事業計画/総数引受契約書_城戸様_BrasserieThierryMarx_最終_20261030.docx
+++ b/事業計画/総数引受契約書_城戸様_BrasserieThierryMarx_最終_20261030.docx
@@ -783,7 +783,7 @@
         <w:rPr>
           <w:rFonts w:ascii="游明朝" w:eastAsia="游明朝" w:hAnsi="游明朝" w:hint="eastAsia"/>
         </w:rPr>
-        <w:t xml:space="preserve">（２）甲の発行済株式総数は普通株式2,134株（2026年11月10日を払込期日とする第三者割当による134株の発行後の株式数）であり、本株式及び本株式と同時に第三者割当の方法により発行する募集株式を除き、甲の株式、新株予約権その他甲の株式を取得し得る権利は発行されていないこと</w:t>
+        <w:t xml:space="preserve">（２）甲の発行済株式総数は普通株式2,134株（2026年11月13日を払込期日とする第三者割当による134株の発行後の株式数）であり、本株式及び本株式と同時に第三者割当の方法により発行する募集株式を除き、甲の株式、新株予約権その他甲の株式を取得し得る権利は発行されていないこと</w:t>
       </w:r>
     </w:p>
     <w:p>
